--- a/klagomål/A 50503-2023 FSC-klagomål.docx
+++ b/klagomål/A 50503-2023 FSC-klagomål.docx
@@ -1359,7 +1359,7 @@
     <w:r>
       <w:tab/>
       <w:tab/>
-      <w:t>2026-09-14</w:t>
+      <w:t>2026-09-15</w:t>
       <w:br/>
       <w:br/>
     </w:r>

--- a/klagomål/A 50503-2023 FSC-klagomål.docx
+++ b/klagomål/A 50503-2023 FSC-klagomål.docx
@@ -1359,7 +1359,7 @@
     <w:r>
       <w:tab/>
       <w:tab/>
-      <w:t>2026-09-15</w:t>
+      <w:t>2026-09-16</w:t>
       <w:br/>
       <w:br/>
     </w:r>

--- a/klagomål/A 50503-2023 FSC-klagomål.docx
+++ b/klagomål/A 50503-2023 FSC-klagomål.docx
@@ -1359,7 +1359,7 @@
     <w:r>
       <w:tab/>
       <w:tab/>
-      <w:t>2026-09-16</w:t>
+      <w:t>2026-09-17</w:t>
       <w:br/>
       <w:br/>
     </w:r>

--- a/klagomål/A 50503-2023 FSC-klagomål.docx
+++ b/klagomål/A 50503-2023 FSC-klagomål.docx
@@ -1359,7 +1359,7 @@
     <w:r>
       <w:tab/>
       <w:tab/>
-      <w:t>2026-09-17</w:t>
+      <w:t>2026-09-18</w:t>
       <w:br/>
       <w:br/>
     </w:r>

--- a/klagomål/A 50503-2023 FSC-klagomål.docx
+++ b/klagomål/A 50503-2023 FSC-klagomål.docx
@@ -1359,7 +1359,7 @@
     <w:r>
       <w:tab/>
       <w:tab/>
-      <w:t>2026-09-18</w:t>
+      <w:t>2026-09-19</w:t>
       <w:br/>
       <w:br/>
     </w:r>

--- a/klagomål/A 50503-2023 FSC-klagomål.docx
+++ b/klagomål/A 50503-2023 FSC-klagomål.docx
@@ -1359,7 +1359,7 @@
     <w:r>
       <w:tab/>
       <w:tab/>
-      <w:t>2026-09-19</w:t>
+      <w:t>2026-09-21</w:t>
       <w:br/>
       <w:br/>
     </w:r>

--- a/klagomål/A 50503-2023 FSC-klagomål.docx
+++ b/klagomål/A 50503-2023 FSC-klagomål.docx
@@ -1359,7 +1359,7 @@
     <w:r>
       <w:tab/>
       <w:tab/>
-      <w:t>2026-09-21</w:t>
+      <w:t>2026-09-23</w:t>
       <w:br/>
       <w:br/>
     </w:r>

--- a/klagomål/A 50503-2023 FSC-klagomål.docx
+++ b/klagomål/A 50503-2023 FSC-klagomål.docx
@@ -1359,7 +1359,7 @@
     <w:r>
       <w:tab/>
       <w:tab/>
-      <w:t>2026-09-23</w:t>
+      <w:t>2026-09-24</w:t>
       <w:br/>
       <w:br/>
     </w:r>

--- a/klagomål/A 50503-2023 FSC-klagomål.docx
+++ b/klagomål/A 50503-2023 FSC-klagomål.docx
@@ -1359,7 +1359,7 @@
     <w:r>
       <w:tab/>
       <w:tab/>
-      <w:t>2026-09-24</w:t>
+      <w:t>2026-09-25</w:t>
       <w:br/>
       <w:br/>
     </w:r>

--- a/klagomål/A 50503-2023 FSC-klagomål.docx
+++ b/klagomål/A 50503-2023 FSC-klagomål.docx
@@ -221,7 +221,7 @@
     </w:p>
     <w:p>
       <w:r>
-        <w:t>I och inom 24 meter från avverkningsanmälan finns fynd av 25 naturvårdsarter, varav 23 är rödlistade, 1 är fridlyst, 15 är typiska (T) och 1 är signalart (S): fläckporing (VU, T), garnlav (VU, T), goliatmusseron (VU, T), jättemusseron (VU), lakritsmusseron (VU, T), skrovlig taggsvamp (VU), smalfotad taggsvamp (VU), blanksvart spiklav (NT), blå taggsvamp (NT, T), dofttaggsvamp (NT, T), dropptaggsvamp (NT, T), dvärgbägarlav (NT, T), lunglav (NT, T), mörk kolflarnlav (NT), orange taggsvamp (NT, T), reliktbock (NT, T), rosenticka (NT, T), skarp dropptaggsvamp (NT), talltaggsvamp (NT), vaddporing (NT), vedskivlav (NT, T), vedtrappmossa (NT, T), vitgrynig nållav (NT), svavelriska (S) och tjäder (T, §4). Se Figur 1.</w:t>
+        <w:t>I och inom 24 meter från avverkningsanmälan finns fynd av 26 naturvårdsarter, varav 23 är rödlistade, 2 är fridlysta, 16 är typiska (T) och 2 är signalarter (S): fläckporing (VU, T), garnlav (VU, T), goliatmusseron (VU, T), jättemusseron (VU), lakritsmusseron (VU, T), skrovlig taggsvamp (VU), smalfotad taggsvamp (VU), blanksvart spiklav (NT), blå taggsvamp (NT, T), dofttaggsvamp (NT, T), dropptaggsvamp (NT, T), dvärgbägarlav (NT, T), lunglav (NT, T), mörk kolflarnlav (NT), orange taggsvamp (NT, T), reliktbock (NT, T), rosenticka (NT, T), skarp dropptaggsvamp (NT), talltaggsvamp (NT), vaddporing (NT), vedskivlav (NT, T), vedtrappmossa (NT, T), vitgrynig nållav (NT), plattlummer (S, T, §9), svavelriska (S) och tjäder (T, §4). Se Figur 1.</w:t>
       </w:r>
     </w:p>
     <w:p>
@@ -694,6 +694,35 @@
         <w:rPr>
           <w:b/>
         </w:rPr>
+        <w:t>Plattlummer (§9)</w:t>
+      </w:r>
+      <w:r>
+        <w:t xml:space="preserve"> växer främst i ljusöppna sandtallskogar eller annan gles, torr och brandpräglad hedbarrskog. Den är mest frekvent i olika typer av naturskogar och kontinuitetsskogar och missgynnas markant av slutavverkning och maskinell markberedning. Söder ut i landet förekommer de närstående arterna cypresslummer (EN, §8) och mellanlummer (NT, §9), vilka båda omfattas av EU:s art- och habitatdirektiv. Plattlummer är typisk art för </w:t>
+      </w:r>
+      <w:r>
+        <w:rPr>
+          <w:i/>
+        </w:rPr>
+        <w:t xml:space="preserve">9010 Taiga </w:t>
+      </w:r>
+      <w:r>
+        <w:t>och</w:t>
+      </w:r>
+      <w:r>
+        <w:rPr>
+          <w:i/>
+        </w:rPr>
+        <w:t xml:space="preserve"> 2320 Rissandhedar </w:t>
+      </w:r>
+      <w:r>
+        <w:t>(Nitare &amp; Skogsstyrelsen, 2019; SLU Artdatabanken, 2026).</w:t>
+      </w:r>
+    </w:p>
+    <w:p>
+      <w:r>
+        <w:rPr>
+          <w:b/>
+        </w:rPr>
         <w:t>Tjäder (§4)</w:t>
       </w:r>
       <w:r>
@@ -832,7 +861,7 @@
         <w:rPr>
           <w:i/>
         </w:rPr>
-        <w:t>I det avverkningsanmälda skogsområdet har 24 rödlistade arter och signalarter påträffats. Detta ska jämföras med Skogsstyrelsens uppföljning 2017 av nyckelbiotoper som visade att man i genomsnitt hittar 20,6 olika rödlistade arter och signalarter i en nyckelbiotop (Wijk, S. 2017. Biologisk mångfald i nyckelbiotoper – Resultat från inventeringen “Uppföljning biologisk mångfald” 2009–2015. Rapport 4/2017 Skogsstyrelsen, Jönköping).</w:t>
+        <w:t>I det avverkningsanmälda skogsområdet har 25 rödlistade arter och signalarter påträffats. Detta ska jämföras med Skogsstyrelsens uppföljning 2017 av nyckelbiotoper som visade att man i genomsnitt hittar 20,6 olika rödlistade arter och signalarter i en nyckelbiotop (Wijk, S. 2017. Biologisk mångfald i nyckelbiotoper – Resultat från inventeringen “Uppföljning biologisk mångfald” 2009–2015. Rapport 4/2017 Skogsstyrelsen, Jönköping).</w:t>
       </w:r>
     </w:p>
     <w:p>
@@ -861,7 +890,7 @@
         <w:rPr>
           <w:i/>
         </w:rPr>
-        <w:t>I det avverkningsanmälda skogsområdet har 25 naturvårdsarter varav 23 rödlistade arter sina livsmiljöer och växtplatser.</w:t>
+        <w:t>I det avverkningsanmälda skogsområdet har 26 naturvårdsarter varav 23 rödlistade arter sina livsmiljöer och växtplatser.</w:t>
       </w:r>
     </w:p>
     <w:p>
@@ -1359,7 +1388,7 @@
     <w:r>
       <w:tab/>
       <w:tab/>
-      <w:t>2026-09-25</w:t>
+      <w:t>2026-09-26</w:t>
       <w:br/>
       <w:br/>
     </w:r>

--- a/klagomål/A 50503-2023 FSC-klagomål.docx
+++ b/klagomål/A 50503-2023 FSC-klagomål.docx
@@ -1388,7 +1388,7 @@
     <w:r>
       <w:tab/>
       <w:tab/>
-      <w:t>2026-09-26</w:t>
+      <w:t>2026-09-27</w:t>
       <w:br/>
       <w:br/>
     </w:r>

--- a/klagomål/A 50503-2023 FSC-klagomål.docx
+++ b/klagomål/A 50503-2023 FSC-klagomål.docx
@@ -1388,7 +1388,7 @@
     <w:r>
       <w:tab/>
       <w:tab/>
-      <w:t>2026-09-27</w:t>
+      <w:t>2026-09-28</w:t>
       <w:br/>
       <w:br/>
     </w:r>

--- a/klagomål/A 50503-2023 FSC-klagomål.docx
+++ b/klagomål/A 50503-2023 FSC-klagomål.docx
@@ -1388,7 +1388,7 @@
     <w:r>
       <w:tab/>
       <w:tab/>
-      <w:t>2026-09-28</w:t>
+      <w:t>2026-09-29</w:t>
       <w:br/>
       <w:br/>
     </w:r>

--- a/klagomål/A 50503-2023 FSC-klagomål.docx
+++ b/klagomål/A 50503-2023 FSC-klagomål.docx
@@ -1388,7 +1388,7 @@
     <w:r>
       <w:tab/>
       <w:tab/>
-      <w:t>2026-09-29</w:t>
+      <w:t>2026-09-30</w:t>
       <w:br/>
       <w:br/>
     </w:r>

--- a/klagomål/A 50503-2023 FSC-klagomål.docx
+++ b/klagomål/A 50503-2023 FSC-klagomål.docx
@@ -1388,7 +1388,7 @@
     <w:r>
       <w:tab/>
       <w:tab/>
-      <w:t>2026-09-30</w:t>
+      <w:t>2026-10-01</w:t>
       <w:br/>
       <w:br/>
     </w:r>

--- a/klagomål/A 50503-2023 FSC-klagomål.docx
+++ b/klagomål/A 50503-2023 FSC-klagomål.docx
@@ -1388,7 +1388,7 @@
     <w:r>
       <w:tab/>
       <w:tab/>
-      <w:t>2026-10-01</w:t>
+      <w:t>2026-10-02</w:t>
       <w:br/>
       <w:br/>
     </w:r>

--- a/klagomål/A 50503-2023 FSC-klagomål.docx
+++ b/klagomål/A 50503-2023 FSC-klagomål.docx
@@ -1388,7 +1388,7 @@
     <w:r>
       <w:tab/>
       <w:tab/>
-      <w:t>2026-10-02</w:t>
+      <w:t>2026-10-03</w:t>
       <w:br/>
       <w:br/>
     </w:r>

--- a/klagomål/A 50503-2023 FSC-klagomål.docx
+++ b/klagomål/A 50503-2023 FSC-klagomål.docx
@@ -1388,7 +1388,7 @@
     <w:r>
       <w:tab/>
       <w:tab/>
-      <w:t>2026-10-03</w:t>
+      <w:t>2026-10-04</w:t>
       <w:br/>
       <w:br/>
     </w:r>

--- a/klagomål/A 50503-2023 FSC-klagomål.docx
+++ b/klagomål/A 50503-2023 FSC-klagomål.docx
@@ -1388,7 +1388,7 @@
     <w:r>
       <w:tab/>
       <w:tab/>
-      <w:t>2026-10-04</w:t>
+      <w:t>2026-10-05</w:t>
       <w:br/>
       <w:br/>
     </w:r>

--- a/klagomål/A 50503-2023 FSC-klagomål.docx
+++ b/klagomål/A 50503-2023 FSC-klagomål.docx
@@ -1388,7 +1388,7 @@
     <w:r>
       <w:tab/>
       <w:tab/>
-      <w:t>2026-10-05</w:t>
+      <w:t>2026-10-06</w:t>
       <w:br/>
       <w:br/>
     </w:r>

--- a/klagomål/A 50503-2023 FSC-klagomål.docx
+++ b/klagomål/A 50503-2023 FSC-klagomål.docx
@@ -1388,7 +1388,7 @@
     <w:r>
       <w:tab/>
       <w:tab/>
-      <w:t>2026-10-06</w:t>
+      <w:t>2026-10-07</w:t>
       <w:br/>
       <w:br/>
     </w:r>

--- a/klagomål/A 50503-2023 FSC-klagomål.docx
+++ b/klagomål/A 50503-2023 FSC-klagomål.docx
@@ -1388,7 +1388,7 @@
     <w:r>
       <w:tab/>
       <w:tab/>
-      <w:t>2026-10-07</w:t>
+      <w:t>2026-10-08</w:t>
       <w:br/>
       <w:br/>
     </w:r>

--- a/klagomål/A 50503-2023 FSC-klagomål.docx
+++ b/klagomål/A 50503-2023 FSC-klagomål.docx
@@ -1388,7 +1388,7 @@
     <w:r>
       <w:tab/>
       <w:tab/>
-      <w:t>2026-10-08</w:t>
+      <w:t>2026-10-09</w:t>
       <w:br/>
       <w:br/>
     </w:r>

--- a/klagomål/A 50503-2023 FSC-klagomål.docx
+++ b/klagomål/A 50503-2023 FSC-klagomål.docx
@@ -1388,7 +1388,7 @@
     <w:r>
       <w:tab/>
       <w:tab/>
-      <w:t>2026-10-09</w:t>
+      <w:t>2026-10-10</w:t>
       <w:br/>
       <w:br/>
     </w:r>

--- a/klagomål/A 50503-2023 FSC-klagomål.docx
+++ b/klagomål/A 50503-2023 FSC-klagomål.docx
@@ -1388,7 +1388,7 @@
     <w:r>
       <w:tab/>
       <w:tab/>
-      <w:t>2026-10-10</w:t>
+      <w:t>2026-10-11</w:t>
       <w:br/>
       <w:br/>
     </w:r>

--- a/klagomål/A 50503-2023 FSC-klagomål.docx
+++ b/klagomål/A 50503-2023 FSC-klagomål.docx
@@ -1388,7 +1388,7 @@
     <w:r>
       <w:tab/>
       <w:tab/>
-      <w:t>2026-10-11</w:t>
+      <w:t>2026-10-12</w:t>
       <w:br/>
       <w:br/>
     </w:r>

--- a/klagomål/A 50503-2023 FSC-klagomål.docx
+++ b/klagomål/A 50503-2023 FSC-klagomål.docx
@@ -1388,7 +1388,7 @@
     <w:r>
       <w:tab/>
       <w:tab/>
-      <w:t>2026-10-12</w:t>
+      <w:t>2026-10-13</w:t>
       <w:br/>
       <w:br/>
     </w:r>

--- a/klagomål/A 50503-2023 FSC-klagomål.docx
+++ b/klagomål/A 50503-2023 FSC-klagomål.docx
@@ -1388,7 +1388,7 @@
     <w:r>
       <w:tab/>
       <w:tab/>
-      <w:t>2026-10-13</w:t>
+      <w:t>2026-10-14</w:t>
       <w:br/>
       <w:br/>
     </w:r>

--- a/klagomål/A 50503-2023 FSC-klagomål.docx
+++ b/klagomål/A 50503-2023 FSC-klagomål.docx
@@ -1388,7 +1388,7 @@
     <w:r>
       <w:tab/>
       <w:tab/>
-      <w:t>2026-10-14</w:t>
+      <w:t>2026-10-15</w:t>
       <w:br/>
       <w:br/>
     </w:r>

--- a/klagomål/A 50503-2023 FSC-klagomål.docx
+++ b/klagomål/A 50503-2023 FSC-klagomål.docx
@@ -1388,7 +1388,7 @@
     <w:r>
       <w:tab/>
       <w:tab/>
-      <w:t>2026-10-15</w:t>
+      <w:t>2026-10-16</w:t>
       <w:br/>
       <w:br/>
     </w:r>

--- a/klagomål/A 50503-2023 FSC-klagomål.docx
+++ b/klagomål/A 50503-2023 FSC-klagomål.docx
@@ -1388,7 +1388,7 @@
     <w:r>
       <w:tab/>
       <w:tab/>
-      <w:t>2026-10-16</w:t>
+      <w:t>2026-10-17</w:t>
       <w:br/>
       <w:br/>
     </w:r>

--- a/klagomål/A 50503-2023 FSC-klagomål.docx
+++ b/klagomål/A 50503-2023 FSC-klagomål.docx
@@ -1388,7 +1388,7 @@
     <w:r>
       <w:tab/>
       <w:tab/>
-      <w:t>2026-10-17</w:t>
+      <w:t>2026-10-18</w:t>
       <w:br/>
       <w:br/>
     </w:r>

--- a/klagomål/A 50503-2023 FSC-klagomål.docx
+++ b/klagomål/A 50503-2023 FSC-klagomål.docx
@@ -1388,7 +1388,7 @@
     <w:r>
       <w:tab/>
       <w:tab/>
-      <w:t>2026-10-18</w:t>
+      <w:t>2026-10-19</w:t>
       <w:br/>
       <w:br/>
     </w:r>

--- a/klagomål/A 50503-2023 FSC-klagomål.docx
+++ b/klagomål/A 50503-2023 FSC-klagomål.docx
@@ -1388,7 +1388,7 @@
     <w:r>
       <w:tab/>
       <w:tab/>
-      <w:t>2026-10-19</w:t>
+      <w:t>2026-10-20</w:t>
       <w:br/>
       <w:br/>
     </w:r>

--- a/klagomål/A 50503-2023 FSC-klagomål.docx
+++ b/klagomål/A 50503-2023 FSC-klagomål.docx
@@ -1388,7 +1388,7 @@
     <w:r>
       <w:tab/>
       <w:tab/>
-      <w:t>2026-10-20</w:t>
+      <w:t>2026-10-21</w:t>
       <w:br/>
       <w:br/>
     </w:r>

--- a/klagomål/A 50503-2023 FSC-klagomål.docx
+++ b/klagomål/A 50503-2023 FSC-klagomål.docx
@@ -1388,7 +1388,7 @@
     <w:r>
       <w:tab/>
       <w:tab/>
-      <w:t>2026-10-21</w:t>
+      <w:t>2026-10-22</w:t>
       <w:br/>
       <w:br/>
     </w:r>

--- a/klagomål/A 50503-2023 FSC-klagomål.docx
+++ b/klagomål/A 50503-2023 FSC-klagomål.docx
@@ -1388,7 +1388,7 @@
     <w:r>
       <w:tab/>
       <w:tab/>
-      <w:t>2026-10-22</w:t>
+      <w:t>2026-10-23</w:t>
       <w:br/>
       <w:br/>
     </w:r>

--- a/klagomål/A 50503-2023 FSC-klagomål.docx
+++ b/klagomål/A 50503-2023 FSC-klagomål.docx
@@ -1388,7 +1388,7 @@
     <w:r>
       <w:tab/>
       <w:tab/>
-      <w:t>2026-10-23</w:t>
+      <w:t>2026-10-24</w:t>
       <w:br/>
       <w:br/>
     </w:r>

--- a/klagomål/A 50503-2023 FSC-klagomål.docx
+++ b/klagomål/A 50503-2023 FSC-klagomål.docx
@@ -1388,7 +1388,7 @@
     <w:r>
       <w:tab/>
       <w:tab/>
-      <w:t>2026-10-24</w:t>
+      <w:t>2026-10-25</w:t>
       <w:br/>
       <w:br/>
     </w:r>

--- a/klagomål/A 50503-2023 FSC-klagomål.docx
+++ b/klagomål/A 50503-2023 FSC-klagomål.docx
@@ -1388,7 +1388,7 @@
     <w:r>
       <w:tab/>
       <w:tab/>
-      <w:t>2026-10-25</w:t>
+      <w:t>2026-10-26</w:t>
       <w:br/>
       <w:br/>
     </w:r>

--- a/klagomål/A 50503-2023 FSC-klagomål.docx
+++ b/klagomål/A 50503-2023 FSC-klagomål.docx
@@ -1388,7 +1388,7 @@
     <w:r>
       <w:tab/>
       <w:tab/>
-      <w:t>2026-10-26</w:t>
+      <w:t>2026-10-27</w:t>
       <w:br/>
       <w:br/>
     </w:r>

--- a/klagomål/A 50503-2023 FSC-klagomål.docx
+++ b/klagomål/A 50503-2023 FSC-klagomål.docx
@@ -1388,7 +1388,7 @@
     <w:r>
       <w:tab/>
       <w:tab/>
-      <w:t>2026-10-27</w:t>
+      <w:t>2026-10-28</w:t>
       <w:br/>
       <w:br/>
     </w:r>

--- a/klagomål/A 50503-2023 FSC-klagomål.docx
+++ b/klagomål/A 50503-2023 FSC-klagomål.docx
@@ -1388,7 +1388,7 @@
     <w:r>
       <w:tab/>
       <w:tab/>
-      <w:t>2026-10-28</w:t>
+      <w:t>2026-10-29</w:t>
       <w:br/>
       <w:br/>
     </w:r>

--- a/klagomål/A 50503-2023 FSC-klagomål.docx
+++ b/klagomål/A 50503-2023 FSC-klagomål.docx
@@ -1388,7 +1388,7 @@
     <w:r>
       <w:tab/>
       <w:tab/>
-      <w:t>2026-10-29</w:t>
+      <w:t>2026-10-31</w:t>
       <w:br/>
       <w:br/>
     </w:r>
